--- a/SCI4000_N02017565Y_Tendai_Nigel_Munyawiri_Final Project.docx
+++ b/SCI4000_N02017565Y_Tendai_Nigel_Munyawiri_Final Project.docx
@@ -402,9 +402,6 @@
           <w:ilvl w:val="0"/>
           <w:numId w:val="0"/>
         </w:numPr>
-        <w:rPr>
-          <w:b w:val="0"/>
-        </w:rPr>
       </w:pPr>
       <w:bookmarkStart w:id="0" w:name="_gjdgxs" w:colFirst="0" w:colLast="0"/>
       <w:bookmarkStart w:id="1" w:name="_Toc135564937"/>
@@ -420,6 +417,7 @@
         <w:t xml:space="preserve"> </w:t>
       </w:r>
     </w:p>
+    <w:p/>
     <w:p>
       <w:pPr>
         <w:spacing w:line="480" w:lineRule="auto"/>
@@ -631,7 +629,6 @@
       <w:bookmarkStart w:id="3" w:name="_Toc135564938"/>
       <w:bookmarkStart w:id="4" w:name="_Toc168228616"/>
       <w:r>
-        <w:lastRenderedPageBreak/>
         <w:t>D</w:t>
       </w:r>
       <w:r>
@@ -849,7 +846,6 @@
       </w:pPr>
       <w:bookmarkStart w:id="5" w:name="_Toc168228617"/>
       <w:r>
-        <w:lastRenderedPageBreak/>
         <w:t>Abstract</w:t>
       </w:r>
       <w:bookmarkEnd w:id="5"/>
@@ -992,7 +988,6 @@
       </w:pPr>
       <w:bookmarkStart w:id="6" w:name="_Toc168228618"/>
       <w:r>
-        <w:lastRenderedPageBreak/>
         <w:t>Acknowledgements</w:t>
       </w:r>
       <w:bookmarkEnd w:id="6"/>
@@ -12450,11 +12445,14 @@
         </w:rPr>
       </w:pPr>
       <w:r>
-        <w:t xml:space="preserve">Tracking attendance manually is time-consuming, prone to proxying, and results in poor participation. Checking attendance manually can disrupt the teaching process and lead to </w:t>
+        <w:t xml:space="preserve">Tracking students' attendance manually is time-consuming, </w:t>
+      </w:r>
+      <w:r>
+        <w:t xml:space="preserve">prone to proxying, and results in poor participation. Checking attendance manually can disrupt the teaching process and </w:t>
       </w:r>
       <w:r>
         <w:lastRenderedPageBreak/>
-        <w:t>distractions for students during exams. It can also be a challenging task, especially with younger students in nursery groups who may not fully grasp the importance of the process. As a result, they may choose not to participate or respond off-topic due to a lack of understanding. Khan et al. (2020) suggest that keeping track of attendance by hand takes a lot of time and incurs significant administrative expenses when it comes to producing staff timesheets. Unfortunately, many nurseries and daycare centres neglect to check the attendance of their students, which can be very dangerous. According to a newspaper article by Shereni (2021), two children who attended Javas Day Care in Westwood, Chiredzi, tragically passed away after being locked inside a car with no access to clean air. The daycare centre had not realised that they had left the children behind in the car and had started their classes. The researcher believes that the use of a manual attendance system made the daycare centre staff reluctant to check attendance, which ultimately led to this tragedy. An automated face-recognition student attendance system has been suggested as an alternative to the laborious and time-consuming manual attendance signing procedure. The tedious task of having students sign up for their attendance will be eliminated with this approach. The automated system based on facial recognition technology overcomes the issues associated with the manual approach, making the process more efficient and less time-consuming.</w:t>
+        <w:t>lead to distractions for students during exams. It can also be a challenging task, especially with younger students in nursery groups who may not fully grasp the importance of the process. As a result, they may choose not to participate or respond off-topic due to a lack of understanding. Khan et al. (2020) suggest that keeping track of attendance by hand takes a lot of time and incurs significant administrative expenses when it comes to producing staff timesheets. Unfortunately, many nurseries and daycare centres neglect to check the attendance of their students, which can be very dangerous. According to a newspaper article by Shereni (2021), two children who attended Javas Day Care in Westwood, Chiredzi, tragically passed away after being locked inside a car with no access to clean air. The daycare centre had not realised that they had left the children behind in the car and had started their classes. The researcher believes that the use of a manual attendance system made the daycare centre staff reluctant to check attendance, which ultimately led to this tragedy. An automated face-recognition student attendance system has been suggested as an alternative to the laborious and time-consuming manual attendance signing procedure. The tedious task of having students sign up for their attendance will be eliminated with this approach. The automated system based on facial recognition technology overcomes the issues associated with the manual approach, making the process more efficient and less time-consuming.</w:t>
       </w:r>
     </w:p>
     <w:p>
@@ -12481,11 +12479,6 @@
         <w:t>Objectives</w:t>
       </w:r>
       <w:bookmarkEnd w:id="12"/>
-    </w:p>
-    <w:p>
-      <w:r>
-        <w:t>To fulfil the objectives, certain achievements are expected in a specific order.</w:t>
-      </w:r>
     </w:p>
     <w:p>
       <w:pPr>
@@ -12553,22 +12546,27 @@
     </w:p>
     <w:p>
       <w:r>
-        <w:t xml:space="preserve">To create a web application that can instantly detect and recognise a person's face, the research methodology for this project combines qualitative and quantitative methods. The aim is to streamline the process of monitoring student attendance, ensuring accuracy and effectiveness for both students and staff. The Cross-Industry Standard Process for Data Mining (CRISP-DM) </w:t>
+        <w:t>To create a web application that can instantly detect and recognise a person's face, the research methodology for this project combines qualitative and quantitative methods. The aim is to streamline the process of monitoring student attendance, ensuring accuracy and effectiveness for both students and staff. The Cross-Industry Sta</w:t>
+      </w:r>
+      <w:bookmarkStart w:id="14" w:name="_GoBack"/>
+      <w:bookmarkEnd w:id="14"/>
+      <w:r>
+        <w:t xml:space="preserve">ndard Process for Data Mining (CRISP-DM) process will be utilised to provide a robust and integral extraction and analysis of key facial </w:t>
       </w:r>
       <w:r>
         <w:lastRenderedPageBreak/>
-        <w:t>process will be utilised to provide a robust and integral extraction and analysis of key facial feature data. Additionally, Scrum agile methodology will be employed for system development, allowing flexibility to make changes to deliverables as needed. The research performs real-time facial recognition and attendance marking by combining many computer vision and deep learning approaches. It utilises a pre-trained InsightFace deep learning model to carry out quick face recognition. The OpenCV library will be used for image processing, and other data science libraries such as Pandas and NumPy will be used for data analysis and processing. The attendance log can be easily accessed and modified because it is kept in a NumPy list format. The code presents a video stream with the bounding box around each person's face, the date and time of detection, and the names of the detected individuals shown in an easy-to-use interface. There is very little need for manual intervention because the entire process is automated. The system can precisely identify people and record their attendance by using face recognition technology, which lowers the possibility of mistakes or malpractices. Using this technology to manage attendance in a variety of contexts is dependable and effective.</w:t>
+        <w:t>feature data. Additionally, Scrum agile methodology will be employed for system development, allowing flexibility to make changes to deliverables as needed. The research performs real-time facial recognition and attendance marking by combining many computer vision and deep learning approaches. It utilises a pre-trained InsightFace deep learning model to carry out quick face recognition. The OpenCV library will be used for image processing, and other data science libraries such as Pandas and NumPy will be used for data analysis and processing. The attendance log can be easily accessed and modified because it is kept in a NumPy list format. The code presents a video stream with the bounding box around each person's face, the date and time of detection, and the names of the detected individuals shown in an easy-to-use interface. There is very little need for manual intervention because the entire process is automated. The system can precisely identify people and record their attendance by using face recognition technology, which lowers the possibility of mistakes or malpractices. Using this technology to manage attendance in a variety of contexts is dependable and effective.</w:t>
       </w:r>
     </w:p>
     <w:p>
       <w:pPr>
         <w:pStyle w:val="Heading2"/>
       </w:pPr>
-      <w:bookmarkStart w:id="14" w:name="_Toc168228626"/>
+      <w:bookmarkStart w:id="15" w:name="_Toc168228626"/>
       <w:r>
         <w:t>Target market</w:t>
       </w:r>
-      <w:bookmarkEnd w:id="14"/>
+      <w:bookmarkEnd w:id="15"/>
     </w:p>
     <w:p>
       <w:r>
@@ -12579,11 +12577,11 @@
       <w:pPr>
         <w:pStyle w:val="Heading2"/>
       </w:pPr>
-      <w:bookmarkStart w:id="15" w:name="_Toc168228627"/>
+      <w:bookmarkStart w:id="16" w:name="_Toc168228627"/>
       <w:r>
         <w:t>Competitive advantage</w:t>
       </w:r>
-      <w:bookmarkEnd w:id="15"/>
+      <w:bookmarkEnd w:id="16"/>
     </w:p>
     <w:p>
       <w:pPr>
@@ -12616,14 +12614,25 @@
     </w:p>
     <w:p>
       <w:pPr>
+        <w:pStyle w:val="Normal1"/>
+        <w:spacing w:line="360" w:lineRule="auto"/>
+        <w:jc w:val="both"/>
+        <w:rPr>
+          <w:rFonts w:eastAsia="Calibri"/>
+          <w:lang w:val="en-ZW"/>
+        </w:rPr>
+      </w:pPr>
+    </w:p>
+    <w:p>
+      <w:pPr>
         <w:pStyle w:val="Heading2"/>
       </w:pPr>
-      <w:bookmarkStart w:id="16" w:name="_Toc168228628"/>
+      <w:bookmarkStart w:id="17" w:name="_Toc168228628"/>
       <w:r>
         <w:lastRenderedPageBreak/>
         <w:t>Funding Required</w:t>
       </w:r>
-      <w:bookmarkEnd w:id="16"/>
+      <w:bookmarkEnd w:id="17"/>
     </w:p>
     <w:p>
       <w:r>
@@ -12717,11 +12726,11 @@
       <w:pPr>
         <w:pStyle w:val="Heading2"/>
       </w:pPr>
-      <w:bookmarkStart w:id="17" w:name="_Toc168228629"/>
+      <w:bookmarkStart w:id="18" w:name="_Toc168228629"/>
       <w:r>
         <w:t>Sustainability</w:t>
       </w:r>
-      <w:bookmarkEnd w:id="17"/>
+      <w:bookmarkEnd w:id="18"/>
       <w:r>
         <w:t xml:space="preserve"> </w:t>
       </w:r>
@@ -12735,11 +12744,11 @@
       <w:pPr>
         <w:pStyle w:val="Heading2"/>
       </w:pPr>
-      <w:bookmarkStart w:id="18" w:name="_Toc168228630"/>
+      <w:bookmarkStart w:id="19" w:name="_Toc168228630"/>
       <w:r>
         <w:t>Project Timeline</w:t>
       </w:r>
-      <w:bookmarkEnd w:id="18"/>
+      <w:bookmarkEnd w:id="19"/>
     </w:p>
     <w:tbl>
       <w:tblPr>
@@ -14568,8 +14577,8 @@
           <w:szCs w:val="24"/>
         </w:rPr>
       </w:pPr>
-      <w:bookmarkStart w:id="19" w:name="_Toc168242126"/>
-      <w:bookmarkStart w:id="20" w:name="_Toc168228631"/>
+      <w:bookmarkStart w:id="20" w:name="_Toc168242126"/>
+      <w:bookmarkStart w:id="21" w:name="_Toc168228631"/>
       <w:r>
         <w:rPr>
           <w:i w:val="0"/>
@@ -14689,7 +14698,7 @@
         </w:rPr>
         <w:t xml:space="preserve"> Project Timeline</w:t>
       </w:r>
-      <w:bookmarkEnd w:id="19"/>
+      <w:bookmarkEnd w:id="20"/>
     </w:p>
     <w:p>
       <w:pPr>
@@ -14699,7 +14708,7 @@
         <w:lastRenderedPageBreak/>
         <w:t>Report Organization</w:t>
       </w:r>
-      <w:bookmarkEnd w:id="20"/>
+      <w:bookmarkEnd w:id="21"/>
     </w:p>
     <w:p>
       <w:pPr>
@@ -14981,12 +14990,12 @@
       <w:pPr>
         <w:pStyle w:val="Heading2"/>
       </w:pPr>
-      <w:bookmarkStart w:id="21" w:name="_Toc168228632"/>
+      <w:bookmarkStart w:id="22" w:name="_Toc168228632"/>
       <w:r>
         <w:lastRenderedPageBreak/>
         <w:t>Conclusion</w:t>
       </w:r>
-      <w:bookmarkEnd w:id="21"/>
+      <w:bookmarkEnd w:id="22"/>
     </w:p>
     <w:p>
       <w:pPr>
@@ -15012,22 +15021,22 @@
       <w:pPr>
         <w:pStyle w:val="Heading1"/>
       </w:pPr>
-      <w:bookmarkStart w:id="22" w:name="_Toc168228633"/>
+      <w:bookmarkStart w:id="23" w:name="_Toc168228633"/>
       <w:r>
         <w:lastRenderedPageBreak/>
         <w:t>Literature Review</w:t>
       </w:r>
-      <w:bookmarkEnd w:id="22"/>
+      <w:bookmarkEnd w:id="23"/>
     </w:p>
     <w:p>
       <w:pPr>
         <w:pStyle w:val="Heading2"/>
       </w:pPr>
-      <w:bookmarkStart w:id="23" w:name="_Toc168228634"/>
+      <w:bookmarkStart w:id="24" w:name="_Toc168228634"/>
       <w:r>
         <w:t>Introduction</w:t>
       </w:r>
-      <w:bookmarkEnd w:id="23"/>
+      <w:bookmarkEnd w:id="24"/>
     </w:p>
     <w:p>
       <w:pPr>
@@ -15046,11 +15055,11 @@
       <w:pPr>
         <w:pStyle w:val="Heading2"/>
       </w:pPr>
-      <w:bookmarkStart w:id="24" w:name="_Toc168228635"/>
+      <w:bookmarkStart w:id="25" w:name="_Toc168228635"/>
       <w:r>
         <w:t>Review Method</w:t>
       </w:r>
-      <w:bookmarkEnd w:id="24"/>
+      <w:bookmarkEnd w:id="25"/>
     </w:p>
     <w:p>
       <w:pPr>
@@ -15123,7 +15132,7 @@
                                 <w:szCs w:val="24"/>
                               </w:rPr>
                             </w:pPr>
-                            <w:bookmarkStart w:id="25" w:name="_Toc168242072"/>
+                            <w:bookmarkStart w:id="26" w:name="_Toc168242072"/>
                             <w:r>
                               <w:rPr>
                                 <w:i w:val="0"/>
@@ -15243,7 +15252,7 @@
                               </w:rPr>
                               <w:t xml:space="preserve"> SLR STEPS</w:t>
                             </w:r>
-                            <w:bookmarkEnd w:id="25"/>
+                            <w:bookmarkEnd w:id="26"/>
                           </w:p>
                         </w:txbxContent>
                       </wps:txbx>
@@ -15279,7 +15288,7 @@
                           <w:szCs w:val="24"/>
                         </w:rPr>
                       </w:pPr>
-                      <w:bookmarkStart w:id="26" w:name="_Toc168242072"/>
+                      <w:bookmarkStart w:id="27" w:name="_Toc168242072"/>
                       <w:r>
                         <w:rPr>
                           <w:i w:val="0"/>
@@ -15399,7 +15408,7 @@
                         </w:rPr>
                         <w:t xml:space="preserve"> SLR STEPS</w:t>
                       </w:r>
-                      <w:bookmarkEnd w:id="26"/>
+                      <w:bookmarkEnd w:id="27"/>
                     </w:p>
                   </w:txbxContent>
                 </v:textbox>
@@ -17609,8 +17618,6 @@
           <w:szCs w:val="24"/>
         </w:rPr>
       </w:pPr>
-      <w:bookmarkStart w:id="27" w:name="_GoBack"/>
-      <w:bookmarkEnd w:id="27"/>
     </w:p>
     <w:p>
       <w:pPr>
@@ -21462,7 +21469,6 @@
               <w:docPart w:val="DefaultPlaceholder_-1854013440"/>
             </w:placeholder>
           </w:sdtPr>
-          <w:sdtEndPr/>
           <w:sdtContent>
             <w:tc>
               <w:tcPr>
@@ -21628,7 +21634,6 @@
               <w:docPart w:val="DefaultPlaceholder_-1854013440"/>
             </w:placeholder>
           </w:sdtPr>
-          <w:sdtEndPr/>
           <w:sdtContent>
             <w:tc>
               <w:tcPr>
@@ -23232,7 +23237,6 @@
             <w:docPart w:val="DefaultPlaceholder_-1854013440"/>
           </w:placeholder>
         </w:sdtPr>
-        <w:sdtEndPr/>
         <w:sdtContent>
           <w:r>
             <w:t xml:space="preserve">(Gavkare </w:t>
@@ -35557,7 +35561,13 @@
         </w:tabs>
       </w:pPr>
       <w:r>
-        <w:t>For the inference part, the insightface model was used as well to extract facial feature data. The researcher used the cosine similarity algorithm to classify the features detected and compare them with the saved features from the Redis database to recognise the faces detected. Therefore, this process enabled us to meet the third objective. The fourth objective was successfully met by creating a dictionary that can be used to append the name, the role, and the time of detection. The dictionary was then converted to a data frame, which provides the report in a structured format.</w:t>
+        <w:t>For the inference part, the insightface model was used as well to extract facial feature data. The researcher used the cosine similarity algorithm to classify the features detected and compare them with the saved features from the Redis database to recognise the faces detected. Therefore, this process enabled us to meet the third objective. The fourth objective was successfully met by creating a dictionary that c</w:t>
+      </w:r>
+      <w:r>
+        <w:t>ould</w:t>
+      </w:r>
+      <w:r>
+        <w:t xml:space="preserve"> be used to append the name, the role, and the time of detection. The dictionary was then converted to a data frame, which provides the report in a structured format.</w:t>
       </w:r>
     </w:p>
     <w:p>
@@ -35581,7 +35591,19 @@
       </w:r>
       <w:r>
         <w:lastRenderedPageBreak/>
-        <w:t>face, thus making the system a bit accurate in terms of the time of detection. Another challenge faced was integrating the consent API. Implementing the API added complexity to the system architecture, and mapping user data to the API was challenging due to differences in data structures. However, the researcher addressed this by using a consent form to comply with the Cyber and Data Protection Act of Zimbabwe.</w:t>
+        <w:t xml:space="preserve">face, thus making the system a bit </w:t>
+      </w:r>
+      <w:r>
+        <w:t>in</w:t>
+      </w:r>
+      <w:r>
+        <w:t xml:space="preserve">accurate in terms of the time of detection. Another challenge faced was integrating the consent API. Implementing the API added complexity to the system architecture, and mapping user data to the API was challenging due to differences in data structures. However, the researcher addressed this </w:t>
+      </w:r>
+      <w:r>
+        <w:t>using a consent form to comply with Zimbabwe's Cyber and Data Protection Act</w:t>
+      </w:r>
+      <w:r>
+        <w:t>.</w:t>
       </w:r>
     </w:p>
     <w:p>
@@ -35610,7 +35632,13 @@
         </w:rPr>
       </w:pPr>
       <w:r>
-        <w:t>Although the face recognition system has achieved numerous successes, there are still many areas that require further development and improvement. Here are some recommendations for future work:</w:t>
+        <w:t xml:space="preserve">Although the face recognition system has achieved numerous successes, </w:t>
+      </w:r>
+      <w:r>
+        <w:t>many areas still</w:t>
+      </w:r>
+      <w:r>
+        <w:t xml:space="preserve"> require further development and improvement. Here are some recommendations for future work:</w:t>
       </w:r>
     </w:p>
     <w:p>
@@ -35646,7 +35674,13 @@
         <w:t>real-world</w:t>
       </w:r>
       <w:r>
-        <w:t xml:space="preserve"> conditions such as low light or excess light.</w:t>
+        <w:t xml:space="preserve"> </w:t>
+      </w:r>
+      <w:r>
+        <w:t>situations</w:t>
+      </w:r>
+      <w:r>
+        <w:t xml:space="preserve"> such as low light or excess light.</w:t>
       </w:r>
     </w:p>
     <w:p>
@@ -35709,10 +35743,6 @@
     <w:p>
       <w:pPr>
         <w:pStyle w:val="ListParagraph"/>
-        <w:numPr>
-          <w:ilvl w:val="0"/>
-          <w:numId w:val="18"/>
-        </w:numPr>
         <w:tabs>
           <w:tab w:val="left" w:pos="2550"/>
         </w:tabs>
@@ -35727,35 +35757,34 @@
         <w:t xml:space="preserve">Adaptability to new and emerging threats: </w:t>
       </w:r>
       <w:r>
-        <w:t>Finally, it is important to continue systems that can adapt to new and emerging threats, such as Deepfake and other digital manipulation schemes.</w:t>
-      </w:r>
-    </w:p>
-    <w:p>
-      <w:pPr>
-        <w:pStyle w:val="ListParagraph"/>
+        <w:t>Finally, it is important to continue the development of systems that can adapt to new and emerging threats, such as Deepfake and other digital manipulation schemes.</w:t>
+      </w:r>
+    </w:p>
+    <w:p>
+      <w:pPr>
+        <w:pStyle w:val="Style1"/>
+        <w:rPr>
+          <w:b/>
+        </w:rPr>
+      </w:pPr>
+      <w:bookmarkStart w:id="163" w:name="_Toc168228715"/>
+      <w:r>
+        <w:rPr>
+          <w:b/>
+        </w:rPr>
+        <w:t>Conclusion</w:t>
+      </w:r>
+      <w:bookmarkEnd w:id="163"/>
+    </w:p>
+    <w:p>
+      <w:pPr>
         <w:tabs>
           <w:tab w:val="left" w:pos="2550"/>
         </w:tabs>
-        <w:rPr>
-          <w:b/>
-        </w:rPr>
-      </w:pPr>
-    </w:p>
-    <w:p>
-      <w:pPr>
-        <w:pStyle w:val="Style1"/>
-        <w:rPr>
-          <w:b/>
-        </w:rPr>
-      </w:pPr>
-      <w:bookmarkStart w:id="163" w:name="_Toc168228715"/>
-      <w:r>
-        <w:rPr>
-          <w:b/>
-        </w:rPr>
-        <w:t>Conclusion</w:t>
-      </w:r>
-      <w:bookmarkEnd w:id="163"/>
+      </w:pPr>
+      <w:r>
+        <w:t>This chapter gives a review of the project by stating the extent to which its aims and objectives were achieved. This chapter also discussed challenges faced during the development life cycle of the system, and future improvements and recommendations for the future version of the system were highlighted. Overall, the developed system was able to use a deep learning model to detect and recognise faces and provide visualisation dashboards that presented a transparent view of the attendance report. Hence, all these features led to the achievement of the project aim, which was to provide a system that streamlined the process of monitoring student attendance to come up with reports that could be used to improve decision-making.</w:t>
+      </w:r>
     </w:p>
     <w:p>
       <w:pPr>
@@ -35763,19 +35792,8 @@
           <w:tab w:val="left" w:pos="2550"/>
         </w:tabs>
       </w:pPr>
-      <w:r>
-        <w:t>This chapter gives a review of the project by stating the extent to which its aims and objectives were achieved. This chapter also discussed challenges faced during the development life cycle of the system, and future improvements and recommendations for the future version of the system were highlighted. Overall, the developed system was able to use a deep learning model to detect and recognise faces and provide visualisation dashboards that presented a transparent view of the attendance report. Hence, all these features led to the achievement of the project aim, which was to provide a system that streamlined the process of monitoring student attendance to come up with reports that can be used to improve decision-making.</w:t>
-      </w:r>
-    </w:p>
-    <w:p>
-      <w:pPr>
-        <w:pStyle w:val="Heading1"/>
-        <w:numPr>
-          <w:ilvl w:val="0"/>
-          <w:numId w:val="0"/>
-        </w:numPr>
-      </w:pPr>
-    </w:p>
+    </w:p>
+    <w:p/>
     <w:p/>
     <w:p>
       <w:pPr>
@@ -42590,6 +42608,7 @@
     <w:rsid w:val="009561BD"/>
     <w:rsid w:val="009970F4"/>
     <w:rsid w:val="00A126F2"/>
+    <w:rsid w:val="00A73AB8"/>
     <w:rsid w:val="00AC59E9"/>
     <w:rsid w:val="00B30559"/>
     <w:rsid w:val="00C362D2"/>
@@ -43396,7 +43415,7 @@
   <wetp:taskpane dockstate="right" visibility="0" width="350" row="4">
     <wetp:webextensionref xmlns:r="http://schemas.openxmlformats.org/officeDocument/2006/relationships" r:id="rId1"/>
   </wetp:taskpane>
-  <wetp:taskpane dockstate="right" visibility="0" width="350" row="0">
+  <wetp:taskpane dockstate="right" visibility="0" width="350" row="3">
     <wetp:webextensionref xmlns:r="http://schemas.openxmlformats.org/officeDocument/2006/relationships" r:id="rId2"/>
   </wetp:taskpane>
 </wetp:taskpanes>
@@ -43435,7 +43454,7 @@
 </file>
 
 <file path=customXml/itemProps1.xml><?xml version="1.0" encoding="utf-8"?>
-<ds:datastoreItem xmlns:ds="http://schemas.openxmlformats.org/officeDocument/2006/customXml" ds:itemID="{779303B6-C69E-43F9-95A5-4D02CC3986D1}">
+<ds:datastoreItem xmlns:ds="http://schemas.openxmlformats.org/officeDocument/2006/customXml" ds:itemID="{AEB38954-D8BF-4720-8283-B19DA3222AE9}">
   <ds:schemaRefs>
     <ds:schemaRef ds:uri="http://schemas.openxmlformats.org/officeDocument/2006/bibliography"/>
   </ds:schemaRefs>
